--- a/Files/02 - Shemos/08 - Tetzaveh/5785/Tetzaveh 5785.docx
+++ b/Files/02 - Shemos/08 - Tetzaveh/5785/Tetzaveh 5785.docx
@@ -416,7 +416,7 @@
           <w:sz w:val="24"/>
           <w:szCs w:val="24"/>
         </w:rPr>
-        <w:t xml:space="preserve"> does not mention</w:t>
+        <w:t xml:space="preserve"> does not mention </w:t>
       </w:r>
       <w:r>
         <w:rPr>
@@ -2650,7 +2650,7 @@
           <w:sz w:val="24"/>
           <w:szCs w:val="24"/>
         </w:rPr>
-        <w:t xml:space="preserve"> teaches in</w:t>
+        <w:t xml:space="preserve"> teaches in </w:t>
       </w:r>
       <w:r>
         <w:rPr>
